--- a/docs/formatos/inspecciones/INSP-08 Switchgear Sala Eléctrica 12.docx
+++ b/docs/formatos/inspecciones/INSP-08 Switchgear Sala Eléctrica 12.docx
@@ -577,137 +577,6 @@
         </w:rPr>
       </w:pPr>
     </w:p>
-    <w:tbl>
-      <w:tblPr>
-        <w:tblW w:w="9284" w:type="dxa"/>
-        <w:tblBorders>
-          <w:top w:val="single" w:sz="4" w:space="0" w:color="auto"/>
-          <w:left w:val="single" w:sz="4" w:space="0" w:color="auto"/>
-          <w:bottom w:val="single" w:sz="4" w:space="0" w:color="auto"/>
-          <w:right w:val="single" w:sz="4" w:space="0" w:color="auto"/>
-          <w:insideH w:val="single" w:sz="4" w:space="0" w:color="auto"/>
-          <w:insideV w:val="single" w:sz="4" w:space="0" w:color="auto"/>
-        </w:tblBorders>
-        <w:tblCellMar>
-          <w:left w:w="70" w:type="dxa"/>
-          <w:right w:w="70" w:type="dxa"/>
-        </w:tblCellMar>
-        <w:tblLook w:val="04A0" w:firstRow="1" w:lastRow="0" w:firstColumn="1" w:lastColumn="0" w:noHBand="0" w:noVBand="1"/>
-      </w:tblPr>
-      <w:tblGrid>
-        <w:gridCol w:w="4890"/>
-        <w:gridCol w:w="4394"/>
-      </w:tblGrid>
-      <w:tr>
-        <w:trPr>
-          <w:trHeight w:val="300"/>
-        </w:trPr>
-        <w:tc>
-          <w:tcPr>
-            <w:tcW w:w="4890" w:type="dxa"/>
-            <w:noWrap/>
-            <w:vAlign w:val="center"/>
-            <w:hideMark/>
-          </w:tcPr>
-          <w:p>
-            <w:pPr>
-              <w:rPr>
-                <w:b/>
-                <w:bCs/>
-                <w:color w:val="000000"/>
-                <w:sz w:val="20"/>
-                <w:szCs w:val="20"/>
-              </w:rPr>
-            </w:pPr>
-            <w:r>
-              <w:rPr>
-                <w:b/>
-                <w:bCs/>
-                <w:color w:val="000000"/>
-                <w:sz w:val="20"/>
-              </w:rPr>
-              <w:t> </w:t>
-            </w:r>
-            <w:r>
-              <w:rPr>
-                <w:b/>
-                <w:bCs/>
-                <w:color w:val="000000"/>
-                <w:sz w:val="20"/>
-              </w:rPr>
-              <w:t>Participantes:</w:t>
-            </w:r>
-            <w:r>
-              <w:rPr>
-                <w:b/>
-                <w:bCs/>
-                <w:color w:val="000000"/>
-                <w:sz w:val="20"/>
-              </w:rPr>
-              <w:t xml:space="preserve"> </w:t>
-            </w:r>
-          </w:p>
-        </w:tc>
-        <w:tc>
-          <w:tcPr>
-            <w:tcW w:w="4394" w:type="dxa"/>
-            <w:noWrap/>
-            <w:vAlign w:val="center"/>
-            <w:hideMark/>
-          </w:tcPr>
-          <w:p>
-            <w:pPr>
-              <w:rPr>
-                <w:b/>
-                <w:bCs/>
-                <w:color w:val="000000"/>
-                <w:sz w:val="20"/>
-                <w:szCs w:val="20"/>
-              </w:rPr>
-            </w:pPr>
-            <w:r>
-              <w:rPr>
-                <w:b/>
-                <w:bCs/>
-                <w:color w:val="000000"/>
-                <w:sz w:val="20"/>
-              </w:rPr>
-              <w:t> </w:t>
-            </w:r>
-            <w:r>
-              <w:rPr>
-                <w:b/>
-                <w:bCs/>
-                <w:color w:val="000000"/>
-                <w:sz w:val="20"/>
-                <w:szCs w:val="20"/>
-              </w:rPr>
-              <w:t>Firma</w:t>
-            </w:r>
-            <w:r>
-              <w:rPr>
-                <w:b/>
-                <w:bCs/>
-                <w:color w:val="000000"/>
-                <w:sz w:val="20"/>
-                <w:szCs w:val="20"/>
-              </w:rPr>
-              <w:t>:</w:t>
-            </w:r>
-            <w:r>
-              <w:rPr>
-                <w:b/>
-                <w:bCs/>
-                <w:color w:val="000000"/>
-                <w:sz w:val="20"/>
-                <w:szCs w:val="20"/>
-              </w:rPr>
-              <w:t xml:space="preserve"> </w:t>
-            </w:r>
-          </w:p>
-        </w:tc>
-      </w:tr>
-    </w:tbl>
     <w:p>
       <w:pPr>
         <w:rPr>

--- a/docs/formatos/inspecciones/INSP-08 Switchgear Sala Eléctrica 12.docx
+++ b/docs/formatos/inspecciones/INSP-08 Switchgear Sala Eléctrica 12.docx
@@ -577,6 +577,137 @@
         </w:rPr>
       </w:pPr>
     </w:p>
+    <w:tbl>
+      <w:tblPr>
+        <w:tblW w:w="9284" w:type="dxa"/>
+        <w:tblBorders>
+          <w:top w:val="single" w:sz="4" w:space="0" w:color="auto"/>
+          <w:left w:val="single" w:sz="4" w:space="0" w:color="auto"/>
+          <w:bottom w:val="single" w:sz="4" w:space="0" w:color="auto"/>
+          <w:right w:val="single" w:sz="4" w:space="0" w:color="auto"/>
+          <w:insideH w:val="single" w:sz="4" w:space="0" w:color="auto"/>
+          <w:insideV w:val="single" w:sz="4" w:space="0" w:color="auto"/>
+        </w:tblBorders>
+        <w:tblCellMar>
+          <w:left w:w="70" w:type="dxa"/>
+          <w:right w:w="70" w:type="dxa"/>
+        </w:tblCellMar>
+        <w:tblLook w:val="04A0" w:firstRow="1" w:lastRow="0" w:firstColumn="1" w:lastColumn="0" w:noHBand="0" w:noVBand="1"/>
+      </w:tblPr>
+      <w:tblGrid>
+        <w:gridCol w:w="4890"/>
+        <w:gridCol w:w="4394"/>
+      </w:tblGrid>
+      <w:tr>
+        <w:trPr>
+          <w:trHeight w:val="300"/>
+        </w:trPr>
+        <w:tc>
+          <w:tcPr>
+            <w:tcW w:w="4890" w:type="dxa"/>
+            <w:noWrap/>
+            <w:vAlign w:val="center"/>
+            <w:hideMark/>
+          </w:tcPr>
+          <w:p>
+            <w:pPr>
+              <w:rPr>
+                <w:b/>
+                <w:bCs/>
+                <w:color w:val="000000"/>
+                <w:sz w:val="20"/>
+                <w:szCs w:val="20"/>
+              </w:rPr>
+            </w:pPr>
+            <w:r>
+              <w:rPr>
+                <w:b/>
+                <w:bCs/>
+                <w:color w:val="000000"/>
+                <w:sz w:val="20"/>
+              </w:rPr>
+              <w:t> </w:t>
+            </w:r>
+            <w:r>
+              <w:rPr>
+                <w:b/>
+                <w:bCs/>
+                <w:color w:val="000000"/>
+                <w:sz w:val="20"/>
+              </w:rPr>
+              <w:t>Participantes:</w:t>
+            </w:r>
+            <w:r>
+              <w:rPr>
+                <w:b/>
+                <w:bCs/>
+                <w:color w:val="000000"/>
+                <w:sz w:val="20"/>
+              </w:rPr>
+              <w:t xml:space="preserve"> </w:t>
+            </w:r>
+          </w:p>
+        </w:tc>
+        <w:tc>
+          <w:tcPr>
+            <w:tcW w:w="4394" w:type="dxa"/>
+            <w:noWrap/>
+            <w:vAlign w:val="center"/>
+            <w:hideMark/>
+          </w:tcPr>
+          <w:p>
+            <w:pPr>
+              <w:rPr>
+                <w:b/>
+                <w:bCs/>
+                <w:color w:val="000000"/>
+                <w:sz w:val="20"/>
+                <w:szCs w:val="20"/>
+              </w:rPr>
+            </w:pPr>
+            <w:r>
+              <w:rPr>
+                <w:b/>
+                <w:bCs/>
+                <w:color w:val="000000"/>
+                <w:sz w:val="20"/>
+              </w:rPr>
+              <w:t/>
+            </w:r>
+            <w:r>
+              <w:rPr>
+                <w:b/>
+                <w:bCs/>
+                <w:color w:val="000000"/>
+                <w:sz w:val="20"/>
+                <w:szCs w:val="20"/>
+              </w:rPr>
+              <w:t/>
+            </w:r>
+            <w:r>
+              <w:rPr>
+                <w:b/>
+                <w:bCs/>
+                <w:color w:val="000000"/>
+                <w:sz w:val="20"/>
+                <w:szCs w:val="20"/>
+              </w:rPr>
+              <w:t/>
+            </w:r>
+            <w:r>
+              <w:rPr>
+                <w:b/>
+                <w:bCs/>
+                <w:color w:val="000000"/>
+                <w:sz w:val="20"/>
+                <w:szCs w:val="20"/>
+              </w:rPr>
+              <w:t xml:space="preserve"/>
+            </w:r>
+          </w:p>
+        </w:tc>
+      </w:tr>
+    </w:tbl>
     <w:p>
       <w:pPr>
         <w:rPr>

--- a/docs/formatos/inspecciones/INSP-08 Switchgear Sala Eléctrica 12.docx
+++ b/docs/formatos/inspecciones/INSP-08 Switchgear Sala Eléctrica 12.docx
@@ -626,15 +626,6 @@
                 <w:color w:val="000000"/>
                 <w:sz w:val="20"/>
               </w:rPr>
-              <w:t> </w:t>
-            </w:r>
-            <w:r>
-              <w:rPr>
-                <w:b/>
-                <w:bCs/>
-                <w:color w:val="000000"/>
-                <w:sz w:val="20"/>
-              </w:rPr>
               <w:t>Participantes:</w:t>
             </w:r>
             <w:r>
@@ -644,7 +635,16 @@
                 <w:color w:val="000000"/>
                 <w:sz w:val="20"/>
               </w:rPr>
-              <w:t xml:space="preserve"> </w:t>
+              <w:t/>
+            </w:r>
+            <w:r>
+              <w:rPr>
+                <w:b/>
+                <w:bCs/>
+                <w:color w:val="000000"/>
+                <w:sz w:val="20"/>
+              </w:rPr>
+              <w:t xml:space="preserve"/>
             </w:r>
           </w:p>
         </w:tc>
@@ -762,10 +762,10 @@
                 <w:color w:val="000000"/>
                 <w:sz w:val="20"/>
               </w:rPr>
-              <w:t>Encargado de Actividad:</w:t>
-            </w:r>
-            <w:r>
-              <w:t xml:space="preserve"> </w:t>
+              <w:t>Encargado de la actividad:</w:t>
+            </w:r>
+            <w:r>
+              <w:t xml:space="preserve"/>
             </w:r>
           </w:p>
         </w:tc>
@@ -797,19 +797,19 @@
                 <w:color w:val="000000"/>
                 <w:sz w:val="20"/>
               </w:rPr>
-              <w:t>Firma</w:t>
-            </w:r>
-            <w:r>
-              <w:rPr>
-                <w:b/>
-                <w:bCs/>
-                <w:color w:val="000000"/>
-                <w:sz w:val="20"/>
-              </w:rPr>
-              <w:t>:</w:t>
-            </w:r>
-            <w:r>
-              <w:t xml:space="preserve"> </w:t>
+              <w:t>Firma:</w:t>
+            </w:r>
+            <w:r>
+              <w:rPr>
+                <w:b/>
+                <w:bCs/>
+                <w:color w:val="000000"/>
+                <w:sz w:val="20"/>
+              </w:rPr>
+              <w:t/>
+            </w:r>
+            <w:r>
+              <w:t xml:space="preserve"/>
             </w:r>
           </w:p>
         </w:tc>
@@ -852,7 +852,7 @@
               <w:t>Supervisor Bbosch:</w:t>
             </w:r>
             <w:r>
-              <w:t xml:space="preserve"> </w:t>
+              <w:t xml:space="preserve"/>
             </w:r>
           </w:p>
         </w:tc>
@@ -886,10 +886,10 @@
                 <w:color w:val="000000"/>
                 <w:sz w:val="20"/>
               </w:rPr>
-              <w:t>Firma Recepción:</w:t>
-            </w:r>
-            <w:r>
-              <w:t xml:space="preserve"> </w:t>
+              <w:t>Firma:</w:t>
+            </w:r>
+            <w:r>
+              <w:t xml:space="preserve"/>
             </w:r>
           </w:p>
         </w:tc>
@@ -932,7 +932,7 @@
               <w:t>Planificador Bbosch:</w:t>
             </w:r>
             <w:r>
-              <w:t xml:space="preserve"> </w:t>
+              <w:t xml:space="preserve"/>
             </w:r>
           </w:p>
         </w:tc>
@@ -966,10 +966,10 @@
                 <w:color w:val="000000"/>
                 <w:sz w:val="20"/>
               </w:rPr>
-              <w:t>Firma Recepción:</w:t>
-            </w:r>
-            <w:r>
-              <w:t xml:space="preserve"> </w:t>
+              <w:t>Firma:</w:t>
+            </w:r>
+            <w:r>
+              <w:t xml:space="preserve"/>
             </w:r>
           </w:p>
         </w:tc>
